--- a/merge/Client Intake.docx
+++ b/merge/Client Intake.docx
@@ -1,6 +1,6 @@
 
 <file path=word/document.xml><?xml version="1.0" encoding="utf-8"?>
-<w:document xmlns:wpc="http://schemas.microsoft.com/office/word/2010/wordprocessingCanvas" xmlns:cx="http://schemas.microsoft.com/office/drawing/2014/chartex" xmlns:cx1="http://schemas.microsoft.com/office/drawing/2015/9/8/chartex" xmlns:cx2="http://schemas.microsoft.com/office/drawing/2015/10/21/chartex" xmlns:cx3="http://schemas.microsoft.com/office/drawing/2016/5/9/chartex" xmlns:cx4="http://schemas.microsoft.com/office/drawing/2016/5/10/chartex" xmlns:cx5="http://schemas.microsoft.com/office/drawing/2016/5/11/chartex" xmlns:cx6="http://schemas.microsoft.com/office/drawing/2016/5/12/chartex" xmlns:cx7="http://schemas.microsoft.com/office/drawing/2016/5/13/chartex" xmlns:cx8="http://schemas.microsoft.com/office/drawing/2016/5/14/chartex" xmlns:mc="http://schemas.openxmlformats.org/markup-compatibility/2006" xmlns:aink="http://schemas.microsoft.com/office/drawing/2016/ink" xmlns:am3d="http://schemas.microsoft.com/office/drawing/2017/model3d" xmlns:o="urn:schemas-microsoft-com:office:office" xmlns:oel="http://schemas.microsoft.com/office/2019/extlst" xmlns:r="http://schemas.openxmlformats.org/officeDocument/2006/relationships" xmlns:m="http://schemas.openxmlformats.org/officeDocument/2006/math" xmlns:v="urn:schemas-microsoft-com:vml" xmlns:wp14="http://schemas.microsoft.com/office/word/2010/wordprocessingDrawing" xmlns:wp="http://schemas.openxmlformats.org/drawingml/2006/wordprocessingDrawing" xmlns:w10="urn:schemas-microsoft-com:office:word" xmlns:w="http://schemas.openxmlformats.org/wordprocessingml/2006/main" xmlns:w14="http://schemas.microsoft.com/office/word/2010/wordml" xmlns:w15="http://schemas.microsoft.com/office/word/2012/wordml" xmlns:w16cex="http://schemas.microsoft.com/office/word/2018/wordml/cex" xmlns:w16cid="http://schemas.microsoft.com/office/word/2016/wordml/cid" xmlns:w16="http://schemas.microsoft.com/office/word/2018/wordml" xmlns:w16sdtdh="http://schemas.microsoft.com/office/word/2020/wordml/sdtdatahash" xmlns:w16se="http://schemas.microsoft.com/office/word/2015/wordml/symex" xmlns:wpg="http://schemas.microsoft.com/office/word/2010/wordprocessingGroup" xmlns:wpi="http://schemas.microsoft.com/office/word/2010/wordprocessingInk" xmlns:wne="http://schemas.microsoft.com/office/word/2006/wordml" xmlns:wps="http://schemas.microsoft.com/office/word/2010/wordprocessingShape" mc:Ignorable="w14 w15 w16se w16cid w16 w16cex w16sdtdh wp14">
+<w:document xmlns:wpc="http://schemas.microsoft.com/office/word/2010/wordprocessingCanvas" xmlns:cx="http://schemas.microsoft.com/office/drawing/2014/chartex" xmlns:cx1="http://schemas.microsoft.com/office/drawing/2015/9/8/chartex" xmlns:cx2="http://schemas.microsoft.com/office/drawing/2015/10/21/chartex" xmlns:cx3="http://schemas.microsoft.com/office/drawing/2016/5/9/chartex" xmlns:cx4="http://schemas.microsoft.com/office/drawing/2016/5/10/chartex" xmlns:cx5="http://schemas.microsoft.com/office/drawing/2016/5/11/chartex" xmlns:cx6="http://schemas.microsoft.com/office/drawing/2016/5/12/chartex" xmlns:cx7="http://schemas.microsoft.com/office/drawing/2016/5/13/chartex" xmlns:cx8="http://schemas.microsoft.com/office/drawing/2016/5/14/chartex" xmlns:mc="http://schemas.openxmlformats.org/markup-compatibility/2006" xmlns:aink="http://schemas.microsoft.com/office/drawing/2016/ink" xmlns:am3d="http://schemas.microsoft.com/office/drawing/2017/model3d" xmlns:o="urn:schemas-microsoft-com:office:office" xmlns:oel="http://schemas.microsoft.com/office/2019/extlst" xmlns:r="http://schemas.openxmlformats.org/officeDocument/2006/relationships" xmlns:m="http://schemas.openxmlformats.org/officeDocument/2006/math" xmlns:v="urn:schemas-microsoft-com:vml" xmlns:wp14="http://schemas.microsoft.com/office/word/2010/wordprocessingDrawing" xmlns:wp="http://schemas.openxmlformats.org/drawingml/2006/wordprocessingDrawing" xmlns:w10="urn:schemas-microsoft-com:office:word" xmlns:w="http://schemas.openxmlformats.org/wordprocessingml/2006/main" xmlns:w14="http://schemas.microsoft.com/office/word/2010/wordml" xmlns:w15="http://schemas.microsoft.com/office/word/2012/wordml" xmlns:w16cex="http://schemas.microsoft.com/office/word/2018/wordml/cex" xmlns:w16cid="http://schemas.microsoft.com/office/word/2016/wordml/cid" xmlns:w16="http://schemas.microsoft.com/office/word/2018/wordml" xmlns:w16du="http://schemas.microsoft.com/office/word/2023/wordml/word16du" xmlns:w16sdtdh="http://schemas.microsoft.com/office/word/2020/wordml/sdtdatahash" xmlns:w16se="http://schemas.microsoft.com/office/word/2015/wordml/symex" xmlns:wpg="http://schemas.microsoft.com/office/word/2010/wordprocessingGroup" xmlns:wpi="http://schemas.microsoft.com/office/word/2010/wordprocessingInk" xmlns:wne="http://schemas.microsoft.com/office/word/2006/wordml" xmlns:wps="http://schemas.microsoft.com/office/word/2010/wordprocessingShape" mc:Ignorable="w14 w15 w16se w16cid w16 w16cex w16sdtdh w16du wp14">
   <w:body>
     <w:p>
       <w:pPr>
@@ -2253,7 +2253,7 @@
                 <w:sz w:val="20"/>
                 <w:szCs w:val="20"/>
               </w:rPr>
-              <w:t>Kathryn</w:t>
+              <w:t>Michael</w:t>
             </w:r>
             <w:r>
               <w:rPr>
@@ -2308,7 +2308,7 @@
                 <w:sz w:val="20"/>
                 <w:szCs w:val="20"/>
               </w:rPr>
-              <w:t>Sutton</w:t>
+              <w:t>Reeve</w:t>
             </w:r>
             <w:r>
               <w:rPr>
@@ -2488,6 +2488,25 @@
                 <w:sz w:val="20"/>
                 <w:szCs w:val="20"/>
               </w:rPr>
+              <w:fldChar w:fldCharType="separate"/>
+            </w:r>
+            <w:r>
+              <w:rPr>
+                <w:rFonts w:ascii="Arial" w:eastAsia="Arial" w:hAnsi="Arial" w:cs="Arial"/>
+                <w:noProof/>
+                <w:color w:val="0070C0"/>
+                <w:sz w:val="20"/>
+                <w:szCs w:val="20"/>
+              </w:rPr>
+              <w:t>Mike</w:t>
+            </w:r>
+            <w:r>
+              <w:rPr>
+                <w:rFonts w:ascii="Arial" w:eastAsia="Arial" w:hAnsi="Arial" w:cs="Arial"/>
+                <w:color w:val="0070C0"/>
+                <w:sz w:val="20"/>
+                <w:szCs w:val="20"/>
+              </w:rPr>
               <w:fldChar w:fldCharType="end"/>
             </w:r>
           </w:p>
@@ -2602,7 +2621,7 @@
                 <w:sz w:val="20"/>
                 <w:szCs w:val="20"/>
               </w:rPr>
-              <w:t>02/04/1950</w:t>
+              <w:t>27/08/1928</w:t>
             </w:r>
             <w:r>
               <w:rPr>
@@ -2735,7 +2754,7 @@
                 <w:sz w:val="20"/>
                 <w:szCs w:val="20"/>
               </w:rPr>
-              <w:t>1/21 Pearce Road</w:t>
+              <w:t>4 Hough Place</w:t>
             </w:r>
             <w:r>
               <w:rPr>
@@ -2990,7 +3009,7 @@
                 <w:sz w:val="20"/>
                 <w:szCs w:val="20"/>
               </w:rPr>
-              <w:t>Australind</w:t>
+              <w:t>Eaton</w:t>
             </w:r>
             <w:r>
               <w:rPr>
@@ -3239,7 +3258,7 @@
                 <w:sz w:val="20"/>
                 <w:szCs w:val="20"/>
               </w:rPr>
-              <w:t>0474 217 779</w:t>
+              <w:t>0488 251 021</w:t>
             </w:r>
             <w:r>
               <w:rPr>
@@ -3347,6 +3366,23 @@
                 <w:szCs w:val="20"/>
               </w:rPr>
               <w:instrText xml:space="preserve"> MERGEFIELD homePhone </w:instrText>
+            </w:r>
+            <w:r>
+              <w:rPr>
+                <w:rFonts w:ascii="Arial" w:eastAsia="Arial" w:hAnsi="Arial" w:cs="Arial"/>
+                <w:sz w:val="20"/>
+                <w:szCs w:val="20"/>
+              </w:rPr>
+              <w:fldChar w:fldCharType="separate"/>
+            </w:r>
+            <w:r>
+              <w:rPr>
+                <w:rFonts w:ascii="Arial" w:eastAsia="Arial" w:hAnsi="Arial" w:cs="Arial"/>
+                <w:noProof/>
+                <w:sz w:val="20"/>
+                <w:szCs w:val="20"/>
+              </w:rPr>
+              <w:t>08 9725 1021</w:t>
             </w:r>
             <w:r>
               <w:rPr>
@@ -3709,7 +3745,7 @@
           <w:color w:val="0070C0"/>
           <w:position w:val="2"/>
         </w:rPr>
-        <w:t>Female</w:t>
+        <w:t>Male</w:t>
       </w:r>
       <w:r>
         <w:rPr>
@@ -4469,7 +4505,7 @@
           <w:sz w:val="18"/>
           <w:szCs w:val="18"/>
         </w:rPr>
-        <w:t>Private - public rental</w:t>
+        <w:t>Private residence - owning purchasing</w:t>
       </w:r>
       <w:r>
         <w:rPr>
@@ -4644,7 +4680,7 @@
           <w:noProof/>
           <w:color w:val="0070C0"/>
         </w:rPr>
-        <w:t>60780270282</w:t>
+        <w:t>606580141 - 1</w:t>
       </w:r>
       <w:r>
         <w:rPr>
@@ -4681,7 +4717,7 @@
           <w:noProof/>
           <w:color w:val="0070C0"/>
         </w:rPr>
-        <w:t>2025-05-01</w:t>
+        <w:t>2027-08-01</w:t>
       </w:r>
       <w:r>
         <w:rPr>
@@ -4875,7 +4911,7 @@
           <w:color w:val="0070C0"/>
           <w:position w:val="2"/>
         </w:rPr>
-        <w:t>Full</w:t>
+        <w:t>Part</w:t>
       </w:r>
       <w:r>
         <w:rPr>
@@ -4998,7 +5034,7 @@
           <w:noProof/>
           <w:color w:val="0070C0"/>
         </w:rPr>
-        <w:t>600346747A</w:t>
+        <w:t>603950828</w:t>
       </w:r>
       <w:r>
         <w:rPr>
@@ -5154,6 +5190,21 @@
           <w:color w:val="0070C0"/>
         </w:rPr>
         <w:instrText xml:space="preserve"> MERGEFIELD disability </w:instrText>
+      </w:r>
+      <w:r>
+        <w:rPr>
+          <w:rFonts w:ascii="MS Gothic" w:eastAsia="MS Gothic" w:hAnsi="MS Gothic" w:cs="MS Gothic"/>
+          <w:color w:val="0070C0"/>
+        </w:rPr>
+        <w:fldChar w:fldCharType="separate"/>
+      </w:r>
+      <w:r>
+        <w:rPr>
+          <w:rFonts w:ascii="MS Gothic" w:eastAsia="MS Gothic" w:hAnsi="MS Gothic" w:cs="MS Gothic"/>
+          <w:noProof/>
+          <w:color w:val="0070C0"/>
+        </w:rPr>
+        <w:t>None</w:t>
       </w:r>
       <w:r>
         <w:rPr>
@@ -5905,11 +5956,9 @@
         </w:tabs>
         <w:spacing w:before="74"/>
       </w:pPr>
-      <w:proofErr w:type="spellStart"/>
       <w:r>
         <w:t>Carer</w:t>
       </w:r>
-      <w:proofErr w:type="spellEnd"/>
       <w:r>
         <w:rPr>
           <w:spacing w:val="-9"/>
@@ -5930,7 +5979,6 @@
         </w:rPr>
         <w:t>e</w:t>
       </w:r>
-      <w:proofErr w:type="spellEnd"/>
       <w:r>
         <w:rPr>
           <w:color w:val="0070C0"/>
@@ -5954,7 +6002,15 @@
           <w:noProof/>
           <w:color w:val="0070C0"/>
         </w:rPr>
-        <w:t>Co resident carer</w:t>
+        <w:t>Co</w:t>
+      </w:r>
+      <w:proofErr w:type="spellEnd"/>
+      <w:r>
+        <w:rPr>
+          <w:noProof/>
+          <w:color w:val="0070C0"/>
+        </w:rPr>
+        <w:t xml:space="preserve"> resident carer</w:t>
       </w:r>
       <w:r>
         <w:rPr>
@@ -6200,6 +6256,7 @@
         </w:rPr>
         <w:t xml:space="preserve"> </w:t>
       </w:r>
+      <w:proofErr w:type="gramStart"/>
       <w:r>
         <w:rPr>
           <w:spacing w:val="-1"/>
@@ -6209,6 +6266,7 @@
       <w:r>
         <w:t>ortal</w:t>
       </w:r>
+      <w:proofErr w:type="gramEnd"/>
       <w:r>
         <w:rPr>
           <w:spacing w:val="-4"/>
@@ -6377,110 +6435,110 @@
         </w:rPr>
         <w:t xml:space="preserve"> </w:t>
       </w:r>
+      <w:r>
+        <w:rPr>
+          <w:spacing w:val="1"/>
+        </w:rPr>
+        <w:t>s</w:t>
+      </w:r>
+      <w:r>
+        <w:t>ur</w:t>
+      </w:r>
+      <w:r>
+        <w:rPr>
+          <w:spacing w:val="-1"/>
+        </w:rPr>
+        <w:t>v</w:t>
+      </w:r>
+      <w:r>
+        <w:rPr>
+          <w:spacing w:val="4"/>
+        </w:rPr>
+        <w:t>e</w:t>
+      </w:r>
+      <w:r>
+        <w:rPr>
+          <w:spacing w:val="-5"/>
+        </w:rPr>
+        <w:t>y</w:t>
+      </w:r>
+      <w:r>
+        <w:t>s</w:t>
+      </w:r>
+      <w:r>
+        <w:rPr>
+          <w:spacing w:val="-7"/>
+        </w:rPr>
+        <w:t xml:space="preserve"> </w:t>
+      </w:r>
+      <w:r>
+        <w:rPr>
+          <w:spacing w:val="1"/>
+        </w:rPr>
+        <w:t>a</w:t>
+      </w:r>
+      <w:r>
+        <w:t>nd</w:t>
+      </w:r>
+      <w:r>
+        <w:rPr>
+          <w:spacing w:val="-7"/>
+        </w:rPr>
+        <w:t xml:space="preserve"> </w:t>
+      </w:r>
       <w:proofErr w:type="gramStart"/>
       <w:r>
         <w:rPr>
           <w:spacing w:val="1"/>
         </w:rPr>
-        <w:t>s</w:t>
-      </w:r>
-      <w:r>
-        <w:t>ur</w:t>
+        <w:t>e</w:t>
+      </w:r>
+      <w:r>
+        <w:rPr>
+          <w:spacing w:val="-2"/>
+        </w:rPr>
+        <w:t>v</w:t>
+      </w:r>
+      <w:r>
+        <w:rPr>
+          <w:spacing w:val="1"/>
+        </w:rPr>
+        <w:t>a</w:t>
       </w:r>
       <w:r>
         <w:rPr>
           <w:spacing w:val="-1"/>
         </w:rPr>
-        <w:t>v</w:t>
-      </w:r>
-      <w:r>
-        <w:rPr>
-          <w:spacing w:val="4"/>
-        </w:rPr>
-        <w:t>e</w:t>
-      </w:r>
-      <w:r>
-        <w:rPr>
-          <w:spacing w:val="-5"/>
-        </w:rPr>
-        <w:t>y</w:t>
-      </w:r>
-      <w:r>
-        <w:t>s</w:t>
+        <w:t>l</w:t>
+      </w:r>
+      <w:r>
+        <w:t>u</w:t>
+      </w:r>
+      <w:r>
+        <w:rPr>
+          <w:spacing w:val="1"/>
+        </w:rPr>
+        <w:t>a</w:t>
+      </w:r>
+      <w:r>
+        <w:t>t</w:t>
+      </w:r>
+      <w:r>
+        <w:rPr>
+          <w:spacing w:val="-2"/>
+        </w:rPr>
+        <w:t>i</w:t>
+      </w:r>
+      <w:r>
+        <w:rPr>
+          <w:spacing w:val="1"/>
+        </w:rPr>
+        <w:t>o</w:t>
+      </w:r>
+      <w:r>
+        <w:t>ns</w:t>
       </w:r>
       <w:proofErr w:type="gramEnd"/>
-      <w:r>
-        <w:rPr>
-          <w:spacing w:val="-7"/>
-        </w:rPr>
-        <w:t xml:space="preserve"> </w:t>
-      </w:r>
-      <w:r>
-        <w:rPr>
-          <w:spacing w:val="1"/>
-        </w:rPr>
-        <w:t>a</w:t>
-      </w:r>
-      <w:r>
-        <w:t>nd</w:t>
-      </w:r>
-      <w:r>
-        <w:rPr>
-          <w:spacing w:val="-7"/>
-        </w:rPr>
-        <w:t xml:space="preserve"> </w:t>
-      </w:r>
-      <w:r>
-        <w:rPr>
-          <w:spacing w:val="1"/>
-        </w:rPr>
-        <w:t>e</w:t>
-      </w:r>
-      <w:r>
-        <w:rPr>
-          <w:spacing w:val="-2"/>
-        </w:rPr>
-        <w:t>v</w:t>
-      </w:r>
-      <w:r>
-        <w:rPr>
-          <w:spacing w:val="1"/>
-        </w:rPr>
-        <w:t>a</w:t>
-      </w:r>
-      <w:r>
-        <w:rPr>
-          <w:spacing w:val="-1"/>
-        </w:rPr>
-        <w:t>l</w:t>
-      </w:r>
-      <w:r>
-        <w:t>u</w:t>
-      </w:r>
-      <w:r>
-        <w:rPr>
-          <w:spacing w:val="1"/>
-        </w:rPr>
-        <w:t>a</w:t>
-      </w:r>
-      <w:r>
-        <w:t>t</w:t>
-      </w:r>
-      <w:r>
-        <w:rPr>
-          <w:spacing w:val="-2"/>
-        </w:rPr>
-        <w:t>i</w:t>
-      </w:r>
-      <w:r>
-        <w:rPr>
-          <w:spacing w:val="1"/>
-        </w:rPr>
-        <w:t>o</w:t>
-      </w:r>
-      <w:r>
-        <w:t>ns</w:t>
-      </w:r>
       <w:r>
         <w:rPr>
           <w:spacing w:val="-4"/>
@@ -7235,6 +7293,7 @@
         </w:rPr>
         <w:t xml:space="preserve"> </w:t>
       </w:r>
+      <w:proofErr w:type="gramStart"/>
       <w:r>
         <w:t>re</w:t>
       </w:r>
@@ -7262,6 +7321,7 @@
       <w:r>
         <w:t>e</w:t>
       </w:r>
+      <w:proofErr w:type="gramEnd"/>
     </w:p>
     <w:p>
       <w:pPr>
@@ -7651,7 +7711,7 @@
           <w:noProof/>
           <w:position w:val="2"/>
         </w:rPr>
-        <w:t>NA</w:t>
+        <w:t>Completed</w:t>
       </w:r>
       <w:r>
         <w:rPr>
@@ -7737,21 +7797,6 @@
           <w:color w:val="0070C0"/>
         </w:rPr>
         <w:instrText xml:space="preserve"> MERGEFIELD dvaType </w:instrText>
-      </w:r>
-      <w:r>
-        <w:rPr>
-          <w:rFonts w:ascii="MS Gothic" w:eastAsia="MS Gothic" w:hAnsi="MS Gothic" w:cs="MS Gothic"/>
-          <w:color w:val="0070C0"/>
-        </w:rPr>
-        <w:fldChar w:fldCharType="separate"/>
-      </w:r>
-      <w:r>
-        <w:rPr>
-          <w:rFonts w:ascii="MS Gothic" w:eastAsia="MS Gothic" w:hAnsi="MS Gothic" w:cs="MS Gothic"/>
-          <w:noProof/>
-          <w:color w:val="0070C0"/>
-        </w:rPr>
-        <w:t>NA</w:t>
       </w:r>
       <w:r>
         <w:rPr>
@@ -9119,7 +9164,7 @@
                 <w:sz w:val="20"/>
                 <w:szCs w:val="20"/>
               </w:rPr>
-              <w:t>No private health cover</w:t>
+              <w:t>Has private health cover</w:t>
             </w:r>
             <w:r>
               <w:rPr>
@@ -11153,6 +11198,25 @@
                 <w:sz w:val="20"/>
                 <w:szCs w:val="20"/>
               </w:rPr>
+              <w:fldChar w:fldCharType="separate"/>
+            </w:r>
+            <w:r>
+              <w:rPr>
+                <w:rFonts w:ascii="Arial" w:eastAsia="Arial" w:hAnsi="Arial" w:cs="Arial"/>
+                <w:noProof/>
+                <w:color w:val="0070C0"/>
+                <w:sz w:val="20"/>
+                <w:szCs w:val="20"/>
+              </w:rPr>
+              <w:t>Mike has an Enduring Power of Attorney documents in place - he in the process of arranging EPG.</w:t>
+            </w:r>
+            <w:r>
+              <w:rPr>
+                <w:rFonts w:ascii="Arial" w:eastAsia="Arial" w:hAnsi="Arial" w:cs="Arial"/>
+                <w:color w:val="0070C0"/>
+                <w:sz w:val="20"/>
+                <w:szCs w:val="20"/>
+              </w:rPr>
               <w:fldChar w:fldCharType="end"/>
             </w:r>
             <w:r>
@@ -11243,23 +11307,13 @@
               </w:rPr>
               <w:t xml:space="preserve"> </w:t>
             </w:r>
-            <w:proofErr w:type="spellStart"/>
-            <w:r>
-              <w:rPr>
-                <w:rFonts w:ascii="Arial" w:eastAsia="Arial" w:hAnsi="Arial" w:cs="Arial"/>
-                <w:sz w:val="20"/>
-                <w:szCs w:val="20"/>
-              </w:rPr>
-              <w:t>carer</w:t>
-            </w:r>
-            <w:proofErr w:type="spellEnd"/>
-            <w:r>
-              <w:rPr>
-                <w:rFonts w:ascii="Arial" w:eastAsia="Arial" w:hAnsi="Arial" w:cs="Arial"/>
-                <w:sz w:val="20"/>
-                <w:szCs w:val="20"/>
-              </w:rPr>
-              <w:t>/</w:t>
+            <w:r>
+              <w:rPr>
+                <w:rFonts w:ascii="Arial" w:eastAsia="Arial" w:hAnsi="Arial" w:cs="Arial"/>
+                <w:sz w:val="20"/>
+                <w:szCs w:val="20"/>
+              </w:rPr>
+              <w:t>carer/</w:t>
             </w:r>
             <w:r>
               <w:rPr>
@@ -11626,7 +11680,7 @@
                 <w:sz w:val="20"/>
                 <w:szCs w:val="20"/>
               </w:rPr>
-              <w:t>Danielle Vosse - daughter - 0499770116</w:t>
+              <w:t>Judith Reeve Wife 0488 251 021</w:t>
             </w:r>
             <w:r>
               <w:rPr>
@@ -11899,7 +11953,7 @@
                 <w:sz w:val="20"/>
                 <w:szCs w:val="20"/>
               </w:rPr>
-              <w:t>Danielle Vosse - daughter - 0499770116</w:t>
+              <w:t>Judith Reeve Wife 0488 251 021</w:t>
             </w:r>
             <w:r>
               <w:rPr>
@@ -12557,6 +12611,25 @@
                 <w:szCs w:val="20"/>
               </w:rPr>
               <w:instrText xml:space="preserve"> MERGEFIELD scondaryContact </w:instrText>
+            </w:r>
+            <w:r>
+              <w:rPr>
+                <w:rFonts w:ascii="Arial" w:eastAsia="Arial" w:hAnsi="Arial" w:cs="Arial"/>
+                <w:color w:val="0070C0"/>
+                <w:sz w:val="20"/>
+                <w:szCs w:val="20"/>
+              </w:rPr>
+              <w:fldChar w:fldCharType="separate"/>
+            </w:r>
+            <w:r>
+              <w:rPr>
+                <w:rFonts w:ascii="Arial" w:eastAsia="Arial" w:hAnsi="Arial" w:cs="Arial"/>
+                <w:noProof/>
+                <w:color w:val="0070C0"/>
+                <w:sz w:val="20"/>
+                <w:szCs w:val="20"/>
+              </w:rPr>
+              <w:t>Susan Green Daughter 0419854912</w:t>
             </w:r>
             <w:r>
               <w:rPr>
@@ -13335,7 +13408,7 @@
                 <w:sz w:val="20"/>
                 <w:szCs w:val="20"/>
               </w:rPr>
-              <w:t>Dr John Gliddon (retiring) (Usher Medical Centre) transferring to Dr Pratt.</w:t>
+              <w:t>Currently in between GPs. Previously Dr Edwin (Health Hub Eaton Fair)</w:t>
             </w:r>
             <w:r>
               <w:rPr>
@@ -16883,6 +16956,19 @@
               <w:rPr>
                 <w:color w:val="0070C0"/>
               </w:rPr>
+              <w:fldChar w:fldCharType="separate"/>
+            </w:r>
+            <w:r>
+              <w:rPr>
+                <w:noProof/>
+                <w:color w:val="0070C0"/>
+              </w:rPr>
+              <w:t>CoC not going</w:t>
+            </w:r>
+            <w:r>
+              <w:rPr>
+                <w:color w:val="0070C0"/>
+              </w:rPr>
               <w:fldChar w:fldCharType="end"/>
             </w:r>
           </w:p>
@@ -17020,6 +17106,19 @@
                 <w:color w:val="0070C0"/>
               </w:rPr>
               <w:instrText xml:space="preserve"> MERGEFIELD ethnicity </w:instrText>
+            </w:r>
+            <w:r>
+              <w:rPr>
+                <w:color w:val="0070C0"/>
+              </w:rPr>
+              <w:fldChar w:fldCharType="separate"/>
+            </w:r>
+            <w:r>
+              <w:rPr>
+                <w:noProof/>
+                <w:color w:val="0070C0"/>
+              </w:rPr>
+              <w:t>Australian</w:t>
             </w:r>
             <w:r>
               <w:rPr>
@@ -18631,7 +18730,6 @@
               <w:t>(</w:t>
             </w:r>
             <w:proofErr w:type="spellStart"/>
-            <w:proofErr w:type="gramStart"/>
             <w:r>
               <w:rPr>
                 <w:rFonts w:ascii="Arial" w:eastAsia="Arial" w:hAnsi="Arial" w:cs="Arial"/>
@@ -18650,7 +18748,6 @@
               <w:t>g</w:t>
             </w:r>
             <w:proofErr w:type="spellEnd"/>
-            <w:proofErr w:type="gramEnd"/>
             <w:r>
               <w:rPr>
                 <w:rFonts w:ascii="Arial" w:eastAsia="Arial" w:hAnsi="Arial" w:cs="Arial"/>
@@ -19363,6 +19460,20 @@
                 <w:color w:val="0070C0"/>
               </w:rPr>
               <w:instrText xml:space="preserve"> MERGEFIELD religiousImpact </w:instrText>
+            </w:r>
+            <w:r>
+              <w:rPr>
+                <w:noProof/>
+                <w:color w:val="0070C0"/>
+              </w:rPr>
+              <w:fldChar w:fldCharType="separate"/>
+            </w:r>
+            <w:r>
+              <w:rPr>
+                <w:noProof/>
+                <w:color w:val="0070C0"/>
+              </w:rPr>
+              <w:t>None specified</w:t>
             </w:r>
             <w:r>
               <w:rPr>
@@ -20836,7 +20947,7 @@
 </file>
 
 <file path=word/endnotes.xml><?xml version="1.0" encoding="utf-8"?>
-<w:endnotes xmlns:wpc="http://schemas.microsoft.com/office/word/2010/wordprocessingCanvas" xmlns:cx="http://schemas.microsoft.com/office/drawing/2014/chartex" xmlns:cx1="http://schemas.microsoft.com/office/drawing/2015/9/8/chartex" xmlns:cx2="http://schemas.microsoft.com/office/drawing/2015/10/21/chartex" xmlns:cx3="http://schemas.microsoft.com/office/drawing/2016/5/9/chartex" xmlns:cx4="http://schemas.microsoft.com/office/drawing/2016/5/10/chartex" xmlns:cx5="http://schemas.microsoft.com/office/drawing/2016/5/11/chartex" xmlns:cx6="http://schemas.microsoft.com/office/drawing/2016/5/12/chartex" xmlns:cx7="http://schemas.microsoft.com/office/drawing/2016/5/13/chartex" xmlns:cx8="http://schemas.microsoft.com/office/drawing/2016/5/14/chartex" xmlns:mc="http://schemas.openxmlformats.org/markup-compatibility/2006" xmlns:aink="http://schemas.microsoft.com/office/drawing/2016/ink" xmlns:am3d="http://schemas.microsoft.com/office/drawing/2017/model3d" xmlns:o="urn:schemas-microsoft-com:office:office" xmlns:oel="http://schemas.microsoft.com/office/2019/extlst" xmlns:r="http://schemas.openxmlformats.org/officeDocument/2006/relationships" xmlns:m="http://schemas.openxmlformats.org/officeDocument/2006/math" xmlns:v="urn:schemas-microsoft-com:vml" xmlns:wp14="http://schemas.microsoft.com/office/word/2010/wordprocessingDrawing" xmlns:wp="http://schemas.openxmlformats.org/drawingml/2006/wordprocessingDrawing" xmlns:w10="urn:schemas-microsoft-com:office:word" xmlns:w="http://schemas.openxmlformats.org/wordprocessingml/2006/main" xmlns:w14="http://schemas.microsoft.com/office/word/2010/wordml" xmlns:w15="http://schemas.microsoft.com/office/word/2012/wordml" xmlns:w16cex="http://schemas.microsoft.com/office/word/2018/wordml/cex" xmlns:w16cid="http://schemas.microsoft.com/office/word/2016/wordml/cid" xmlns:w16="http://schemas.microsoft.com/office/word/2018/wordml" xmlns:w16sdtdh="http://schemas.microsoft.com/office/word/2020/wordml/sdtdatahash" xmlns:w16se="http://schemas.microsoft.com/office/word/2015/wordml/symex" xmlns:wpg="http://schemas.microsoft.com/office/word/2010/wordprocessingGroup" xmlns:wpi="http://schemas.microsoft.com/office/word/2010/wordprocessingInk" xmlns:wne="http://schemas.microsoft.com/office/word/2006/wordml" xmlns:wps="http://schemas.microsoft.com/office/word/2010/wordprocessingShape" mc:Ignorable="w14 w15 w16se w16cid w16 w16cex w16sdtdh wp14">
+<w:endnotes xmlns:wpc="http://schemas.microsoft.com/office/word/2010/wordprocessingCanvas" xmlns:cx="http://schemas.microsoft.com/office/drawing/2014/chartex" xmlns:cx1="http://schemas.microsoft.com/office/drawing/2015/9/8/chartex" xmlns:cx2="http://schemas.microsoft.com/office/drawing/2015/10/21/chartex" xmlns:cx3="http://schemas.microsoft.com/office/drawing/2016/5/9/chartex" xmlns:cx4="http://schemas.microsoft.com/office/drawing/2016/5/10/chartex" xmlns:cx5="http://schemas.microsoft.com/office/drawing/2016/5/11/chartex" xmlns:cx6="http://schemas.microsoft.com/office/drawing/2016/5/12/chartex" xmlns:cx7="http://schemas.microsoft.com/office/drawing/2016/5/13/chartex" xmlns:cx8="http://schemas.microsoft.com/office/drawing/2016/5/14/chartex" xmlns:mc="http://schemas.openxmlformats.org/markup-compatibility/2006" xmlns:aink="http://schemas.microsoft.com/office/drawing/2016/ink" xmlns:am3d="http://schemas.microsoft.com/office/drawing/2017/model3d" xmlns:o="urn:schemas-microsoft-com:office:office" xmlns:oel="http://schemas.microsoft.com/office/2019/extlst" xmlns:r="http://schemas.openxmlformats.org/officeDocument/2006/relationships" xmlns:m="http://schemas.openxmlformats.org/officeDocument/2006/math" xmlns:v="urn:schemas-microsoft-com:vml" xmlns:wp14="http://schemas.microsoft.com/office/word/2010/wordprocessingDrawing" xmlns:wp="http://schemas.openxmlformats.org/drawingml/2006/wordprocessingDrawing" xmlns:w10="urn:schemas-microsoft-com:office:word" xmlns:w="http://schemas.openxmlformats.org/wordprocessingml/2006/main" xmlns:w14="http://schemas.microsoft.com/office/word/2010/wordml" xmlns:w15="http://schemas.microsoft.com/office/word/2012/wordml" xmlns:w16cex="http://schemas.microsoft.com/office/word/2018/wordml/cex" xmlns:w16cid="http://schemas.microsoft.com/office/word/2016/wordml/cid" xmlns:w16="http://schemas.microsoft.com/office/word/2018/wordml" xmlns:w16du="http://schemas.microsoft.com/office/word/2023/wordml/word16du" xmlns:w16sdtdh="http://schemas.microsoft.com/office/word/2020/wordml/sdtdatahash" xmlns:w16se="http://schemas.microsoft.com/office/word/2015/wordml/symex" xmlns:wpg="http://schemas.microsoft.com/office/word/2010/wordprocessingGroup" xmlns:wpi="http://schemas.microsoft.com/office/word/2010/wordprocessingInk" xmlns:wne="http://schemas.microsoft.com/office/word/2006/wordml" xmlns:wps="http://schemas.microsoft.com/office/word/2010/wordprocessingShape" mc:Ignorable="w14 w15 w16se w16cid w16 w16cex w16sdtdh w16du wp14">
   <w:endnote w:type="separator" w:id="-1">
     <w:p>
       <w:r>
@@ -20855,7 +20966,7 @@
 </file>
 
 <file path=word/footnotes.xml><?xml version="1.0" encoding="utf-8"?>
-<w:footnotes xmlns:wpc="http://schemas.microsoft.com/office/word/2010/wordprocessingCanvas" xmlns:cx="http://schemas.microsoft.com/office/drawing/2014/chartex" xmlns:cx1="http://schemas.microsoft.com/office/drawing/2015/9/8/chartex" xmlns:cx2="http://schemas.microsoft.com/office/drawing/2015/10/21/chartex" xmlns:cx3="http://schemas.microsoft.com/office/drawing/2016/5/9/chartex" xmlns:cx4="http://schemas.microsoft.com/office/drawing/2016/5/10/chartex" xmlns:cx5="http://schemas.microsoft.com/office/drawing/2016/5/11/chartex" xmlns:cx6="http://schemas.microsoft.com/office/drawing/2016/5/12/chartex" xmlns:cx7="http://schemas.microsoft.com/office/drawing/2016/5/13/chartex" xmlns:cx8="http://schemas.microsoft.com/office/drawing/2016/5/14/chartex" xmlns:mc="http://schemas.openxmlformats.org/markup-compatibility/2006" xmlns:aink="http://schemas.microsoft.com/office/drawing/2016/ink" xmlns:am3d="http://schemas.microsoft.com/office/drawing/2017/model3d" xmlns:o="urn:schemas-microsoft-com:office:office" xmlns:oel="http://schemas.microsoft.com/office/2019/extlst" xmlns:r="http://schemas.openxmlformats.org/officeDocument/2006/relationships" xmlns:m="http://schemas.openxmlformats.org/officeDocument/2006/math" xmlns:v="urn:schemas-microsoft-com:vml" xmlns:wp14="http://schemas.microsoft.com/office/word/2010/wordprocessingDrawing" xmlns:wp="http://schemas.openxmlformats.org/drawingml/2006/wordprocessingDrawing" xmlns:w10="urn:schemas-microsoft-com:office:word" xmlns:w="http://schemas.openxmlformats.org/wordprocessingml/2006/main" xmlns:w14="http://schemas.microsoft.com/office/word/2010/wordml" xmlns:w15="http://schemas.microsoft.com/office/word/2012/wordml" xmlns:w16cex="http://schemas.microsoft.com/office/word/2018/wordml/cex" xmlns:w16cid="http://schemas.microsoft.com/office/word/2016/wordml/cid" xmlns:w16="http://schemas.microsoft.com/office/word/2018/wordml" xmlns:w16sdtdh="http://schemas.microsoft.com/office/word/2020/wordml/sdtdatahash" xmlns:w16se="http://schemas.microsoft.com/office/word/2015/wordml/symex" xmlns:wpg="http://schemas.microsoft.com/office/word/2010/wordprocessingGroup" xmlns:wpi="http://schemas.microsoft.com/office/word/2010/wordprocessingInk" xmlns:wne="http://schemas.microsoft.com/office/word/2006/wordml" xmlns:wps="http://schemas.microsoft.com/office/word/2010/wordprocessingShape" mc:Ignorable="w14 w15 w16se w16cid w16 w16cex w16sdtdh wp14">
+<w:footnotes xmlns:wpc="http://schemas.microsoft.com/office/word/2010/wordprocessingCanvas" xmlns:cx="http://schemas.microsoft.com/office/drawing/2014/chartex" xmlns:cx1="http://schemas.microsoft.com/office/drawing/2015/9/8/chartex" xmlns:cx2="http://schemas.microsoft.com/office/drawing/2015/10/21/chartex" xmlns:cx3="http://schemas.microsoft.com/office/drawing/2016/5/9/chartex" xmlns:cx4="http://schemas.microsoft.com/office/drawing/2016/5/10/chartex" xmlns:cx5="http://schemas.microsoft.com/office/drawing/2016/5/11/chartex" xmlns:cx6="http://schemas.microsoft.com/office/drawing/2016/5/12/chartex" xmlns:cx7="http://schemas.microsoft.com/office/drawing/2016/5/13/chartex" xmlns:cx8="http://schemas.microsoft.com/office/drawing/2016/5/14/chartex" xmlns:mc="http://schemas.openxmlformats.org/markup-compatibility/2006" xmlns:aink="http://schemas.microsoft.com/office/drawing/2016/ink" xmlns:am3d="http://schemas.microsoft.com/office/drawing/2017/model3d" xmlns:o="urn:schemas-microsoft-com:office:office" xmlns:oel="http://schemas.microsoft.com/office/2019/extlst" xmlns:r="http://schemas.openxmlformats.org/officeDocument/2006/relationships" xmlns:m="http://schemas.openxmlformats.org/officeDocument/2006/math" xmlns:v="urn:schemas-microsoft-com:vml" xmlns:wp14="http://schemas.microsoft.com/office/word/2010/wordprocessingDrawing" xmlns:wp="http://schemas.openxmlformats.org/drawingml/2006/wordprocessingDrawing" xmlns:w10="urn:schemas-microsoft-com:office:word" xmlns:w="http://schemas.openxmlformats.org/wordprocessingml/2006/main" xmlns:w14="http://schemas.microsoft.com/office/word/2010/wordml" xmlns:w15="http://schemas.microsoft.com/office/word/2012/wordml" xmlns:w16cex="http://schemas.microsoft.com/office/word/2018/wordml/cex" xmlns:w16cid="http://schemas.microsoft.com/office/word/2016/wordml/cid" xmlns:w16="http://schemas.microsoft.com/office/word/2018/wordml" xmlns:w16du="http://schemas.microsoft.com/office/word/2023/wordml/word16du" xmlns:w16sdtdh="http://schemas.microsoft.com/office/word/2020/wordml/sdtdatahash" xmlns:w16se="http://schemas.microsoft.com/office/word/2015/wordml/symex" xmlns:wpg="http://schemas.microsoft.com/office/word/2010/wordprocessingGroup" xmlns:wpi="http://schemas.microsoft.com/office/word/2010/wordprocessingInk" xmlns:wne="http://schemas.microsoft.com/office/word/2006/wordml" xmlns:wps="http://schemas.microsoft.com/office/word/2010/wordprocessingShape" mc:Ignorable="w14 w15 w16se w16cid w16 w16cex w16sdtdh w16du wp14">
   <w:footnote w:type="separator" w:id="-1">
     <w:p>
       <w:r>
@@ -20874,7 +20985,7 @@
 </file>
 
 <file path=word/header1.xml><?xml version="1.0" encoding="utf-8"?>
-<w:hdr xmlns:wpc="http://schemas.microsoft.com/office/word/2010/wordprocessingCanvas" xmlns:cx="http://schemas.microsoft.com/office/drawing/2014/chartex" xmlns:cx1="http://schemas.microsoft.com/office/drawing/2015/9/8/chartex" xmlns:cx2="http://schemas.microsoft.com/office/drawing/2015/10/21/chartex" xmlns:cx3="http://schemas.microsoft.com/office/drawing/2016/5/9/chartex" xmlns:cx4="http://schemas.microsoft.com/office/drawing/2016/5/10/chartex" xmlns:cx5="http://schemas.microsoft.com/office/drawing/2016/5/11/chartex" xmlns:cx6="http://schemas.microsoft.com/office/drawing/2016/5/12/chartex" xmlns:cx7="http://schemas.microsoft.com/office/drawing/2016/5/13/chartex" xmlns:cx8="http://schemas.microsoft.com/office/drawing/2016/5/14/chartex" xmlns:mc="http://schemas.openxmlformats.org/markup-compatibility/2006" xmlns:aink="http://schemas.microsoft.com/office/drawing/2016/ink" xmlns:am3d="http://schemas.microsoft.com/office/drawing/2017/model3d" xmlns:o="urn:schemas-microsoft-com:office:office" xmlns:oel="http://schemas.microsoft.com/office/2019/extlst" xmlns:r="http://schemas.openxmlformats.org/officeDocument/2006/relationships" xmlns:m="http://schemas.openxmlformats.org/officeDocument/2006/math" xmlns:v="urn:schemas-microsoft-com:vml" xmlns:wp14="http://schemas.microsoft.com/office/word/2010/wordprocessingDrawing" xmlns:wp="http://schemas.openxmlformats.org/drawingml/2006/wordprocessingDrawing" xmlns:w10="urn:schemas-microsoft-com:office:word" xmlns:w="http://schemas.openxmlformats.org/wordprocessingml/2006/main" xmlns:w14="http://schemas.microsoft.com/office/word/2010/wordml" xmlns:w15="http://schemas.microsoft.com/office/word/2012/wordml" xmlns:w16cex="http://schemas.microsoft.com/office/word/2018/wordml/cex" xmlns:w16cid="http://schemas.microsoft.com/office/word/2016/wordml/cid" xmlns:w16="http://schemas.microsoft.com/office/word/2018/wordml" xmlns:w16sdtdh="http://schemas.microsoft.com/office/word/2020/wordml/sdtdatahash" xmlns:w16se="http://schemas.microsoft.com/office/word/2015/wordml/symex" xmlns:wpg="http://schemas.microsoft.com/office/word/2010/wordprocessingGroup" xmlns:wpi="http://schemas.microsoft.com/office/word/2010/wordprocessingInk" xmlns:wne="http://schemas.microsoft.com/office/word/2006/wordml" xmlns:wps="http://schemas.microsoft.com/office/word/2010/wordprocessingShape" mc:Ignorable="w14 w15 w16se w16cid w16 w16cex w16sdtdh wp14">
+<w:hdr xmlns:wpc="http://schemas.microsoft.com/office/word/2010/wordprocessingCanvas" xmlns:cx="http://schemas.microsoft.com/office/drawing/2014/chartex" xmlns:cx1="http://schemas.microsoft.com/office/drawing/2015/9/8/chartex" xmlns:cx2="http://schemas.microsoft.com/office/drawing/2015/10/21/chartex" xmlns:cx3="http://schemas.microsoft.com/office/drawing/2016/5/9/chartex" xmlns:cx4="http://schemas.microsoft.com/office/drawing/2016/5/10/chartex" xmlns:cx5="http://schemas.microsoft.com/office/drawing/2016/5/11/chartex" xmlns:cx6="http://schemas.microsoft.com/office/drawing/2016/5/12/chartex" xmlns:cx7="http://schemas.microsoft.com/office/drawing/2016/5/13/chartex" xmlns:cx8="http://schemas.microsoft.com/office/drawing/2016/5/14/chartex" xmlns:mc="http://schemas.openxmlformats.org/markup-compatibility/2006" xmlns:aink="http://schemas.microsoft.com/office/drawing/2016/ink" xmlns:am3d="http://schemas.microsoft.com/office/drawing/2017/model3d" xmlns:o="urn:schemas-microsoft-com:office:office" xmlns:oel="http://schemas.microsoft.com/office/2019/extlst" xmlns:r="http://schemas.openxmlformats.org/officeDocument/2006/relationships" xmlns:m="http://schemas.openxmlformats.org/officeDocument/2006/math" xmlns:v="urn:schemas-microsoft-com:vml" xmlns:wp14="http://schemas.microsoft.com/office/word/2010/wordprocessingDrawing" xmlns:wp="http://schemas.openxmlformats.org/drawingml/2006/wordprocessingDrawing" xmlns:w10="urn:schemas-microsoft-com:office:word" xmlns:w="http://schemas.openxmlformats.org/wordprocessingml/2006/main" xmlns:w14="http://schemas.microsoft.com/office/word/2010/wordml" xmlns:w15="http://schemas.microsoft.com/office/word/2012/wordml" xmlns:w16cex="http://schemas.microsoft.com/office/word/2018/wordml/cex" xmlns:w16cid="http://schemas.microsoft.com/office/word/2016/wordml/cid" xmlns:w16="http://schemas.microsoft.com/office/word/2018/wordml" xmlns:w16du="http://schemas.microsoft.com/office/word/2023/wordml/word16du" xmlns:w16sdtdh="http://schemas.microsoft.com/office/word/2020/wordml/sdtdatahash" xmlns:w16se="http://schemas.microsoft.com/office/word/2015/wordml/symex" xmlns:wpg="http://schemas.microsoft.com/office/word/2010/wordprocessingGroup" xmlns:wpi="http://schemas.microsoft.com/office/word/2010/wordprocessingInk" xmlns:wne="http://schemas.microsoft.com/office/word/2006/wordml" xmlns:wps="http://schemas.microsoft.com/office/word/2010/wordprocessingShape" mc:Ignorable="w14 w15 w16se w16cid w16 w16cex w16sdtdh w16du wp14">
   <w:p>
     <w:pPr>
       <w:spacing w:line="200" w:lineRule="exact"/>
@@ -21046,7 +21157,7 @@
 </file>
 
 <file path=word/numbering.xml><?xml version="1.0" encoding="utf-8"?>
-<w:numbering xmlns:wpc="http://schemas.microsoft.com/office/word/2010/wordprocessingCanvas" xmlns:cx="http://schemas.microsoft.com/office/drawing/2014/chartex" xmlns:cx1="http://schemas.microsoft.com/office/drawing/2015/9/8/chartex" xmlns:cx2="http://schemas.microsoft.com/office/drawing/2015/10/21/chartex" xmlns:cx3="http://schemas.microsoft.com/office/drawing/2016/5/9/chartex" xmlns:cx4="http://schemas.microsoft.com/office/drawing/2016/5/10/chartex" xmlns:cx5="http://schemas.microsoft.com/office/drawing/2016/5/11/chartex" xmlns:cx6="http://schemas.microsoft.com/office/drawing/2016/5/12/chartex" xmlns:cx7="http://schemas.microsoft.com/office/drawing/2016/5/13/chartex" xmlns:cx8="http://schemas.microsoft.com/office/drawing/2016/5/14/chartex" xmlns:mc="http://schemas.openxmlformats.org/markup-compatibility/2006" xmlns:aink="http://schemas.microsoft.com/office/drawing/2016/ink" xmlns:am3d="http://schemas.microsoft.com/office/drawing/2017/model3d" xmlns:o="urn:schemas-microsoft-com:office:office" xmlns:oel="http://schemas.microsoft.com/office/2019/extlst" xmlns:r="http://schemas.openxmlformats.org/officeDocument/2006/relationships" xmlns:m="http://schemas.openxmlformats.org/officeDocument/2006/math" xmlns:v="urn:schemas-microsoft-com:vml" xmlns:wp14="http://schemas.microsoft.com/office/word/2010/wordprocessingDrawing" xmlns:wp="http://schemas.openxmlformats.org/drawingml/2006/wordprocessingDrawing" xmlns:w10="urn:schemas-microsoft-com:office:word" xmlns:w="http://schemas.openxmlformats.org/wordprocessingml/2006/main" xmlns:w14="http://schemas.microsoft.com/office/word/2010/wordml" xmlns:w15="http://schemas.microsoft.com/office/word/2012/wordml" xmlns:w16cex="http://schemas.microsoft.com/office/word/2018/wordml/cex" xmlns:w16cid="http://schemas.microsoft.com/office/word/2016/wordml/cid" xmlns:w16="http://schemas.microsoft.com/office/word/2018/wordml" xmlns:w16sdtdh="http://schemas.microsoft.com/office/word/2020/wordml/sdtdatahash" xmlns:w16se="http://schemas.microsoft.com/office/word/2015/wordml/symex" xmlns:wpg="http://schemas.microsoft.com/office/word/2010/wordprocessingGroup" xmlns:wpi="http://schemas.microsoft.com/office/word/2010/wordprocessingInk" xmlns:wne="http://schemas.microsoft.com/office/word/2006/wordml" xmlns:wps="http://schemas.microsoft.com/office/word/2010/wordprocessingShape" mc:Ignorable="w14 w15 w16se w16cid w16 w16cex w16sdtdh wp14">
+<w:numbering xmlns:wpc="http://schemas.microsoft.com/office/word/2010/wordprocessingCanvas" xmlns:cx="http://schemas.microsoft.com/office/drawing/2014/chartex" xmlns:cx1="http://schemas.microsoft.com/office/drawing/2015/9/8/chartex" xmlns:cx2="http://schemas.microsoft.com/office/drawing/2015/10/21/chartex" xmlns:cx3="http://schemas.microsoft.com/office/drawing/2016/5/9/chartex" xmlns:cx4="http://schemas.microsoft.com/office/drawing/2016/5/10/chartex" xmlns:cx5="http://schemas.microsoft.com/office/drawing/2016/5/11/chartex" xmlns:cx6="http://schemas.microsoft.com/office/drawing/2016/5/12/chartex" xmlns:cx7="http://schemas.microsoft.com/office/drawing/2016/5/13/chartex" xmlns:cx8="http://schemas.microsoft.com/office/drawing/2016/5/14/chartex" xmlns:mc="http://schemas.openxmlformats.org/markup-compatibility/2006" xmlns:aink="http://schemas.microsoft.com/office/drawing/2016/ink" xmlns:am3d="http://schemas.microsoft.com/office/drawing/2017/model3d" xmlns:o="urn:schemas-microsoft-com:office:office" xmlns:oel="http://schemas.microsoft.com/office/2019/extlst" xmlns:r="http://schemas.openxmlformats.org/officeDocument/2006/relationships" xmlns:m="http://schemas.openxmlformats.org/officeDocument/2006/math" xmlns:v="urn:schemas-microsoft-com:vml" xmlns:wp14="http://schemas.microsoft.com/office/word/2010/wordprocessingDrawing" xmlns:wp="http://schemas.openxmlformats.org/drawingml/2006/wordprocessingDrawing" xmlns:w10="urn:schemas-microsoft-com:office:word" xmlns:w="http://schemas.openxmlformats.org/wordprocessingml/2006/main" xmlns:w14="http://schemas.microsoft.com/office/word/2010/wordml" xmlns:w15="http://schemas.microsoft.com/office/word/2012/wordml" xmlns:w16cex="http://schemas.microsoft.com/office/word/2018/wordml/cex" xmlns:w16cid="http://schemas.microsoft.com/office/word/2016/wordml/cid" xmlns:w16="http://schemas.microsoft.com/office/word/2018/wordml" xmlns:w16du="http://schemas.microsoft.com/office/word/2023/wordml/word16du" xmlns:w16sdtdh="http://schemas.microsoft.com/office/word/2020/wordml/sdtdatahash" xmlns:w16se="http://schemas.microsoft.com/office/word/2015/wordml/symex" xmlns:wpg="http://schemas.microsoft.com/office/word/2010/wordprocessingGroup" xmlns:wpi="http://schemas.microsoft.com/office/word/2010/wordprocessingInk" xmlns:wne="http://schemas.microsoft.com/office/word/2006/wordml" xmlns:wps="http://schemas.microsoft.com/office/word/2010/wordprocessingShape" mc:Ignorable="w14 w15 w16se w16cid w16 w16cex w16sdtdh w16du wp14">
   <w:abstractNum w:abstractNumId="0" w15:restartNumberingAfterBreak="0">
     <w:nsid w:val="032F3EF3"/>
     <w:multiLevelType w:val="hybridMultilevel"/>
@@ -22767,7 +22878,7 @@
 </file>
 
 <file path=word/styles.xml><?xml version="1.0" encoding="utf-8"?>
-<w:styles xmlns:mc="http://schemas.openxmlformats.org/markup-compatibility/2006" xmlns:r="http://schemas.openxmlformats.org/officeDocument/2006/relationships" xmlns:w="http://schemas.openxmlformats.org/wordprocessingml/2006/main" xmlns:w14="http://schemas.microsoft.com/office/word/2010/wordml" xmlns:w15="http://schemas.microsoft.com/office/word/2012/wordml" xmlns:w16cex="http://schemas.microsoft.com/office/word/2018/wordml/cex" xmlns:w16cid="http://schemas.microsoft.com/office/word/2016/wordml/cid" xmlns:w16="http://schemas.microsoft.com/office/word/2018/wordml" xmlns:w16sdtdh="http://schemas.microsoft.com/office/word/2020/wordml/sdtdatahash" xmlns:w16se="http://schemas.microsoft.com/office/word/2015/wordml/symex" mc:Ignorable="w14 w15 w16se w16cid w16 w16cex w16sdtdh">
+<w:styles xmlns:mc="http://schemas.openxmlformats.org/markup-compatibility/2006" xmlns:r="http://schemas.openxmlformats.org/officeDocument/2006/relationships" xmlns:w="http://schemas.openxmlformats.org/wordprocessingml/2006/main" xmlns:w14="http://schemas.microsoft.com/office/word/2010/wordml" xmlns:w15="http://schemas.microsoft.com/office/word/2012/wordml" xmlns:w16cex="http://schemas.microsoft.com/office/word/2018/wordml/cex" xmlns:w16cid="http://schemas.microsoft.com/office/word/2016/wordml/cid" xmlns:w16="http://schemas.microsoft.com/office/word/2018/wordml" xmlns:w16du="http://schemas.microsoft.com/office/word/2023/wordml/word16du" xmlns:w16sdtdh="http://schemas.microsoft.com/office/word/2020/wordml/sdtdatahash" xmlns:w16se="http://schemas.microsoft.com/office/word/2015/wordml/symex" mc:Ignorable="w14 w15 w16se w16cid w16 w16cex w16sdtdh w16du">
   <w:docDefaults>
     <w:rPrDefault>
       <w:rPr>
